--- a/atelier/quickwin_088.docx
+++ b/atelier/quickwin_088.docx
@@ -441,7 +441,7 @@
           </w:tcPr>
           <w:p>
             <w:r>
-              <w:t xml:space="preserve">Lock files générés (#86) et écosystèmes audités (#87)</w:t>
+              <w:t xml:space="preserve">Lock files générés et écosystèmes audités</w:t>
             </w:r>
           </w:p>
         </w:tc>
@@ -460,7 +460,7 @@
         <w:spacing w:after="120"/>
       </w:pPr>
       <w:r>
-        <w:t xml:space="preserve">Vérifier que le .gitignore n’exclut pas les lock files est une vérification ciblée de quelques minutes, pas un atelier d’une heure. Mais c’est une vérification CRITIQUE : un lock file accidentellement ignoré annule tout le travail des #86-87. On a généré, commité, fait respecter — et un .gitignore mal réglé fait silencieusement disparaître le lock du dépôt. Ce quick-win ferme cette faille précise. Court, mais non négociable.</w:t>
+        <w:t xml:space="preserve">Vérifier que le.gitignore n’exclut pas les lock files est une vérification ciblée de quelques minutes, pas un atelier d’une heure. Mais c’est une vérification CRITIQUE : un lock file accidentellement ignoré annule tout le travail des mettre en place nos lock files-87. On a généré, commité, fait respecter — et un.gitignore mal réglé fait silencieusement disparaître le lock du dépôt. Ce quick-win ferme cette faille précise. Court, mais non négociable.</w:t>
       </w:r>
     </w:p>
     <w:p>
@@ -476,7 +476,7 @@
         <w:spacing w:after="120"/>
       </w:pPr>
       <w:r>
-        <w:t xml:space="preserve">Un .gitignore est une liste de fichiers que Git doit ignorer. Il contient souvent des règles larges, copiées d’un modèle, qui peuvent attraper un lock file sans qu’on le veuille. Le plus sournois : le fichier reste sur la machine du développeur (donc « tout marche » localement), mais il n’est jamais poussé dans le dépôt — il est invisible pour l’équipe et le pipeline.</w:t>
+        <w:t xml:space="preserve">Un.gitignore est une liste de fichiers que Git doit ignorer. Il contient souvent des règles larges, copiées d’un modèle, qui peuvent attraper un lock file sans qu’on le veuille. Le plus sournois : le fichier reste sur la machine du développeur (donc « tout marche » localement), mais il n’est jamais poussé dans le dépôt — il est invisible pour l’équipe et le pipeline.</w:t>
       </w:r>
     </w:p>
     <w:tbl>
@@ -540,7 +540,7 @@
         <w:pStyle w:val="Heading2"/>
       </w:pPr>
       <w:r>
-        <w:t xml:space="preserve">Les règles .gitignore à surveiller</w:t>
+        <w:t xml:space="preserve">Les règles.gitignore à surveiller</w:t>
       </w:r>
     </w:p>
     <w:p>
@@ -591,7 +591,7 @@
                 <w:sz w:val="18"/>
                 <w:szCs w:val="18"/>
               </w:rPr>
-              <w:t xml:space="preserve">RÈGLES .gitignore QUI PEUVENT MANGER UN LOCK (à vérifier)</w:t>
+              <w:t xml:space="preserve">RÈGLES.gitignore QUI PEUVENT MANGER UN LOCK (à vérifier)</w:t>
             </w:r>
           </w:p>
           <w:p>
@@ -611,7 +611,7 @@
                 <w:sz w:val="18"/>
                 <w:szCs w:val="18"/>
               </w:rPr>
-              <w:t xml:space="preserve">  *.lock            -&gt; attrape Cargo.lock, poetry.lock, etc.  DANGER</w:t>
+              <w:t xml:space="preserve"> *.lock -&gt; attrape Cargo.lock, poetry.lock, etc. DANGER</w:t>
             </w:r>
           </w:p>
           <w:p>
@@ -621,7 +621,7 @@
                 <w:sz w:val="18"/>
                 <w:szCs w:val="18"/>
               </w:rPr>
-              <w:t xml:space="preserve">  package-lock.json -&gt; exclusion explicite (parfois copiée    DANGER</w:t>
+              <w:t xml:space="preserve"> package-lock.json -&gt; exclusion explicite (parfois copiée DANGER</w:t>
             </w:r>
           </w:p>
           <w:p>
@@ -631,7 +631,7 @@
                 <w:sz w:val="18"/>
                 <w:szCs w:val="18"/>
               </w:rPr>
-              <w:t xml:space="preserve">                       d'un mauvais modèle)</w:t>
+              <w:t xml:space="preserve"> d'un mauvais modèle)</w:t>
             </w:r>
           </w:p>
           <w:p>
@@ -641,7 +641,7 @@
                 <w:sz w:val="18"/>
                 <w:szCs w:val="18"/>
               </w:rPr>
-              <w:t xml:space="preserve">  /node_modules/    -&gt; OK (on ignore les deps installées),</w:t>
+              <w:t xml:space="preserve"> /node_modules/ -&gt; OK (on ignore les deps installées),</w:t>
             </w:r>
           </w:p>
           <w:p>
@@ -651,7 +651,7 @@
                 <w:sz w:val="18"/>
                 <w:szCs w:val="18"/>
               </w:rPr>
-              <w:t xml:space="preserve">                       mais NE doit pas viser le lock</w:t>
+              <w:t xml:space="preserve"> mais NE doit pas viser le lock</w:t>
             </w:r>
           </w:p>
           <w:p>
@@ -661,7 +661,7 @@
                 <w:sz w:val="18"/>
                 <w:szCs w:val="18"/>
               </w:rPr>
-              <w:t xml:space="preserve">  yarn.lock         -&gt; exclusion explicite                    DANGER</w:t>
+              <w:t xml:space="preserve"> yarn.lock -&gt; exclusion explicite DANGER</w:t>
             </w:r>
           </w:p>
           <w:p>
@@ -681,7 +681,7 @@
                 <w:sz w:val="18"/>
                 <w:szCs w:val="18"/>
               </w:rPr>
-              <w:t xml:space="preserve">  CE QU'IL FAUT : les lock files NE sont JAMAIS dans .gitignore.</w:t>
+              <w:t xml:space="preserve"> CE QU'IL FAUT : les lock files NE sont JAMAIS dans.gitignore.</w:t>
             </w:r>
           </w:p>
           <w:p>
@@ -691,7 +691,7 @@
                 <w:sz w:val="18"/>
                 <w:szCs w:val="18"/>
               </w:rPr>
-              <w:t xml:space="preserve">  Si une règle large les attrape, ajouter une ré-inclusion :</w:t>
+              <w:t xml:space="preserve"> Si une règle large les attrape, ajouter une ré-inclusion :</w:t>
             </w:r>
           </w:p>
           <w:p>
@@ -701,7 +701,7 @@
                 <w:sz w:val="18"/>
                 <w:szCs w:val="18"/>
               </w:rPr>
-              <w:t xml:space="preserve">    *.lock</w:t>
+              <w:t xml:space="preserve"> *.lock</w:t>
             </w:r>
           </w:p>
           <w:p>
@@ -711,7 +711,7 @@
                 <w:sz w:val="18"/>
                 <w:szCs w:val="18"/>
               </w:rPr>
-              <w:t xml:space="preserve">    !Cargo.lock        &lt;- on ré-autorise le lock explicitement</w:t>
+              <w:t xml:space="preserve"> !Cargo.lock &lt;- on ré-autorise le lock explicitement</w:t>
             </w:r>
           </w:p>
           <w:p>
@@ -721,7 +721,7 @@
                 <w:sz w:val="18"/>
                 <w:szCs w:val="18"/>
               </w:rPr>
-              <w:t xml:space="preserve">    !poetry.lock</w:t>
+              <w:t xml:space="preserve"> !poetry.lock</w:t>
             </w:r>
           </w:p>
         </w:tc>
@@ -753,7 +753,7 @@
         <w:spacing w:after="80"/>
       </w:pPr>
       <w:r>
-        <w:t xml:space="preserve">Pour chaque lock file du projet (recensés au #87), demander à Git s’il est suivi : s’il apparaît comme « ignoré », c’est le problème à corriger.</w:t>
+        <w:t xml:space="preserve">Pour chaque lock file du projet (recensés au l’audit des écosystèmes : aucun trou dans la couverture), demander à Git s’il est suivi : s’il apparaît comme « ignoré », c’est le problème à corriger.</w:t>
       </w:r>
     </w:p>
     <w:p>
@@ -766,7 +766,7 @@
         <w:spacing w:after="80"/>
       </w:pPr>
       <w:r>
-        <w:t xml:space="preserve">Inspecter le .gitignore pour repérer les règles larges (*.lock, exclusions explicites) susceptibles d’attraper un lock.</w:t>
+        <w:t xml:space="preserve">Inspecter le.gitignore pour repérer les règles larges (*.lock, exclusions explicites) susceptibles d’attraper un lock.</w:t>
       </w:r>
     </w:p>
     <w:p>
@@ -826,7 +826,7 @@
         <w:spacing w:after="80"/>
       </w:pPr>
       <w:r>
-        <w:t xml:space="preserve">Les règles .gitignore problématiques corrigées, ou les ré-inclusions explicites ajoutées.</w:t>
+        <w:t xml:space="preserve">Les règles.gitignore problématiques corrigées, ou les ré-inclusions explicites ajoutées.</w:t>
       </w:r>
     </w:p>
     <w:p>
@@ -855,7 +855,7 @@
         <w:spacing w:after="120"/>
       </w:pPr>
       <w:r>
-        <w:t xml:space="preserve">Ce quick-win verrouille la condition « commité » du triptyque (présent / commité / respecté) vu aux #86-87 : il garantit que les locks restent réellement versionnés et ne disparaissent pas par un effet de bord du .gitignore. Reste le #89 (Renovate/Dependabot) pour faire vivre les dépendances dans le temps — automatiser leurs mises à jour de façon tracée.</w:t>
+        <w:t xml:space="preserve">Ce quick-win verrouille la condition « commité » du triptyque (présent / commité / respecté) vu aux mettre en place nos lock files-87 : il garantit que les locks restent réellement versionnés et ne disparaissent pas par un effet de bord du.gitignore. Reste le mettre en place les mises à jour automatiques de dépendances (Renovate/Dependabot) pour faire vivre les dépendances dans le temps — automatiser leurs mises à jour de façon tracée.</w:t>
       </w:r>
     </w:p>
     <w:p>
@@ -871,7 +871,7 @@
         <w:spacing w:after="120"/>
       </w:pPr>
       <w:r>
-        <w:t xml:space="preserve">Tous les lock files du projet sont suivis par Git et présents dans le dépôt distant : aucune règle du .gitignore ne les exclut, par effet de bord ou par exclusion explicite. La faille silencieuse — un lock qui existe en local mais jamais poussé — est fermée. Pour quelques minutes de vérification, la condition « commité » de la reproductibilité est garantie, et le travail des #86-87 est protégé contre une disparition invisible. La question H02 est consolidée sur ce point de vigilance précis.</w:t>
+        <w:t xml:space="preserve">Tous les lock files du projet sont suivis par Git et présents dans le dépôt distant : aucune règle du.gitignore ne les exclut, par effet de bord ou par exclusion explicite. La faille silencieuse — un lock qui existe en local mais jamais poussé — est fermée. Pour quelques minutes de vérification, la condition « commité » de la reproductibilité est garantie, et le travail des mettre en place nos lock files-87 est protégé contre une disparition invisible. La question H02 est consolidée sur ce point de vigilance précis.</w:t>
       </w:r>
     </w:p>
     <w:sectPr>
